--- a/workshop_prep/Project_Bob_Day1_Headlines_ExecSummaries.docx
+++ b/workshop_prep/Project_Bob_Day1_Headlines_ExecSummaries.docx
@@ -405,7 +405,7 @@
         <w:spacing w:after="80"/>
       </w:pPr>
       <w:r>
-        <w:t xml:space="preserve">Workhorse (202 franchises, 197.3M SEK, the single largest tier by revenue) has a specific, addressable pattern: 90 franchises (31.0M SEK) sell in only one of Wholesale/DTC. Of those, 31 are clean, unblocked scale-up candidates worth 22.5M SEK today with 39.5M SEK of headroom to reach Hero-adjacent scale if the missing channel is opened.</w:t>
+        <w:t xml:space="preserve">Workhorse (202 franchises, 197.3M SEK, the single largest tier by revenue) has a specific, addressable pattern: 90 franchises (31.0M SEK) sell in only one of Wholesale/DTC. Of those, 57 are clean scale-up candidates worth 21.9M SEK today, already at 54-63% of the volume needed in their missing channel — only 1.85M SEK combined gap to cross that bar, not a Hero-scale story.</w:t>
       </w:r>
     </w:p>
     <w:p>
